--- a/report/实验1-机械臂运动控制仿真-实验报告.docx
+++ b/report/实验1-机械臂运动控制仿真-实验报告.docx
@@ -3188,6 +3188,23 @@
     <w:p>
       <w:pPr>
         <w:pStyle w:val="Normal"/>
+        <w:rPr>
+          <w:kern w:val="0"/>
+          <w:position w:val="7"/>
+          <w:szCs w:val="21"/>
+        </w:rPr>
+      </w:pPr>
+      <w:r>
+        <w:rPr>
+          <w:b w:val="0"/>
+          <w:sz w:val="21"/>
+        </w:rPr>
+        <w:t>第 2 步路径考虑了与舱体（半径约 0.134 m 的圆柱）的避碰：每个路径点在碰撞检测下选取无碰撞的逆解分支（src/plan_step2.py），足端在舱体上方转入侧面落足盘姿态后沿其 +y 法线方向逐步逼近，臂杆自然绕过舱体侧面；对整条五次多项式轨迹按 400 个采样点密集校验，各连杆与舱体表面的最小间隙全程非负，无穿透。</w:t>
+      </w:r>
+    </w:p>
+    <w:p>
+      <w:pPr>
+        <w:pStyle w:val="Normal"/>
         <w:jc w:val="center"/>
         <w:rPr>
           <w:kern w:val="0"/>
@@ -3342,8 +3359,146 @@
       <w:r>
         <w:drawing>
           <wp:inline xmlns:a="http://schemas.openxmlformats.org/drawingml/2006/main" xmlns:pic="http://schemas.openxmlformats.org/drawingml/2006/picture">
-            <wp:extent cx="4320000" cy="3240000"/>
+            <wp:extent cx="4320000" cy="3868657"/>
             <wp:docPr id="12" name="Picture 12"/>
+            <wp:cNvGraphicFramePr>
+              <a:graphicFrameLocks noChangeAspect="1"/>
+            </wp:cNvGraphicFramePr>
+            <a:graphic>
+              <a:graphicData uri="http://schemas.openxmlformats.org/drawingml/2006/picture">
+                <pic:pic>
+                  <pic:nvPicPr>
+                    <pic:cNvPr id="0" name="step2_swing.png"/>
+                    <pic:cNvPicPr/>
+                  </pic:nvPicPr>
+                  <pic:blipFill>
+                    <a:blip r:embed="rId11"/>
+                    <a:stretch>
+                      <a:fillRect/>
+                    </a:stretch>
+                  </pic:blipFill>
+                  <pic:spPr>
+                    <a:xfrm>
+                      <a:off x="0" y="0"/>
+                      <a:ext cx="4320000" cy="3868657"/>
+                    </a:xfrm>
+                    <a:prstGeom prst="rect"/>
+                  </pic:spPr>
+                </pic:pic>
+              </a:graphicData>
+            </a:graphic>
+          </wp:inline>
+        </w:drawing>
+      </w:r>
+    </w:p>
+    <w:p>
+      <w:pPr>
+        <w:pStyle w:val="Normal"/>
+        <w:jc w:val="center"/>
+        <w:rPr>
+          <w:kern w:val="0"/>
+          <w:position w:val="7"/>
+          <w:szCs w:val="21"/>
+        </w:rPr>
+      </w:pPr>
+      <w:r>
+        <w:rPr>
+          <w:b w:val="0"/>
+          <w:sz w:val="18"/>
+        </w:rPr>
+        <w:t>图 3  第 2 步摆动过程（右足在舱体上方转入侧面姿态）</w:t>
+      </w:r>
+    </w:p>
+    <w:p>
+      <w:pPr>
+        <w:pStyle w:val="Normal"/>
+        <w:jc w:val="center"/>
+        <w:rPr>
+          <w:kern w:val="0"/>
+          <w:position w:val="7"/>
+          <w:szCs w:val="21"/>
+        </w:rPr>
+      </w:pPr>
+      <w:r>
+        <w:rPr>
+          <w:b w:val="0"/>
+          <w:sz w:val="21"/>
+        </w:rPr>
+      </w:r>
+      <w:r>
+        <w:drawing>
+          <wp:inline xmlns:a="http://schemas.openxmlformats.org/drawingml/2006/main" xmlns:pic="http://schemas.openxmlformats.org/drawingml/2006/picture">
+            <wp:extent cx="4320000" cy="3868657"/>
+            <wp:docPr id="13" name="Picture 13"/>
+            <wp:cNvGraphicFramePr>
+              <a:graphicFrameLocks noChangeAspect="1"/>
+            </wp:cNvGraphicFramePr>
+            <a:graphic>
+              <a:graphicData uri="http://schemas.openxmlformats.org/drawingml/2006/picture">
+                <pic:pic>
+                  <pic:nvPicPr>
+                    <pic:cNvPr id="0" name="step2_dock.png"/>
+                    <pic:cNvPicPr/>
+                  </pic:nvPicPr>
+                  <pic:blipFill>
+                    <a:blip r:embed="rId12"/>
+                    <a:stretch>
+                      <a:fillRect/>
+                    </a:stretch>
+                  </pic:blipFill>
+                  <pic:spPr>
+                    <a:xfrm>
+                      <a:off x="0" y="0"/>
+                      <a:ext cx="4320000" cy="3868657"/>
+                    </a:xfrm>
+                    <a:prstGeom prst="rect"/>
+                  </pic:spPr>
+                </pic:pic>
+              </a:graphicData>
+            </a:graphic>
+          </wp:inline>
+        </w:drawing>
+      </w:r>
+    </w:p>
+    <w:p>
+      <w:pPr>
+        <w:pStyle w:val="Normal"/>
+        <w:jc w:val="center"/>
+        <w:rPr>
+          <w:kern w:val="0"/>
+          <w:position w:val="7"/>
+          <w:szCs w:val="21"/>
+        </w:rPr>
+      </w:pPr>
+      <w:r>
+        <w:rPr>
+          <w:b w:val="0"/>
+          <w:sz w:val="18"/>
+        </w:rPr>
+        <w:t>图 4  第 2 步沿侧面落足盘 +y 法线逼近（臂杆绕过舱体，无穿透）</w:t>
+      </w:r>
+    </w:p>
+    <w:p>
+      <w:pPr>
+        <w:pStyle w:val="Normal"/>
+        <w:jc w:val="center"/>
+        <w:rPr>
+          <w:kern w:val="0"/>
+          <w:position w:val="7"/>
+          <w:szCs w:val="21"/>
+        </w:rPr>
+      </w:pPr>
+      <w:r>
+        <w:rPr>
+          <w:b w:val="0"/>
+          <w:sz w:val="21"/>
+        </w:rPr>
+      </w:r>
+      <w:r>
+        <w:drawing>
+          <wp:inline xmlns:a="http://schemas.openxmlformats.org/drawingml/2006/main" xmlns:pic="http://schemas.openxmlformats.org/drawingml/2006/picture">
+            <wp:extent cx="4320000" cy="3868657"/>
+            <wp:docPr id="14" name="Picture 14"/>
             <wp:cNvGraphicFramePr>
               <a:graphicFrameLocks noChangeAspect="1"/>
             </wp:cNvGraphicFramePr>
@@ -3355,7 +3510,7 @@
                     <pic:cNvPicPr/>
                   </pic:nvPicPr>
                   <pic:blipFill>
-                    <a:blip r:embed="rId11"/>
+                    <a:blip r:embed="rId13"/>
                     <a:stretch>
                       <a:fillRect/>
                     </a:stretch>
@@ -3363,7 +3518,7 @@
                   <pic:spPr>
                     <a:xfrm>
                       <a:off x="0" y="0"/>
-                      <a:ext cx="4320000" cy="3240000"/>
+                      <a:ext cx="4320000" cy="3868657"/>
                     </a:xfrm>
                     <a:prstGeom prst="rect"/>
                   </pic:spPr>
@@ -3389,7 +3544,7 @@
           <w:b w:val="0"/>
           <w:sz w:val="18"/>
         </w:rPr>
-        <w:t>图 3  行走完成（左足位于位置 1，右足吸合于侧面位置 2）</w:t>
+        <w:t>图 5  行走完成（左足位于位置 1，右足吸合于侧面位置 2）</w:t>
       </w:r>
     </w:p>
     <w:p>
@@ -3411,8 +3566,8 @@
       <w:r>
         <w:drawing>
           <wp:inline xmlns:a="http://schemas.openxmlformats.org/drawingml/2006/main" xmlns:pic="http://schemas.openxmlformats.org/drawingml/2006/picture">
-            <wp:extent cx="4320000" cy="4860000"/>
-            <wp:docPr id="13" name="Picture 13"/>
+            <wp:extent cx="4320000" cy="4800000"/>
+            <wp:docPr id="15" name="Picture 15"/>
             <wp:cNvGraphicFramePr>
               <a:graphicFrameLocks noChangeAspect="1"/>
             </wp:cNvGraphicFramePr>
@@ -3424,7 +3579,7 @@
                     <pic:cNvPicPr/>
                   </pic:nvPicPr>
                   <pic:blipFill>
-                    <a:blip r:embed="rId12"/>
+                    <a:blip r:embed="rId14"/>
                     <a:stretch>
                       <a:fillRect/>
                     </a:stretch>
@@ -3432,7 +3587,7 @@
                   <pic:spPr>
                     <a:xfrm>
                       <a:off x="0" y="0"/>
-                      <a:ext cx="4320000" cy="4860000"/>
+                      <a:ext cx="4320000" cy="4800000"/>
                     </a:xfrm>
                     <a:prstGeom prst="rect"/>
                   </pic:spPr>
@@ -3458,7 +3613,7 @@
           <w:b w:val="0"/>
           <w:sz w:val="18"/>
         </w:rPr>
-        <w:t>图 4  关节位置/速度/加速度曲线（虚线为两步分界）</w:t>
+        <w:t>图 6  关节位置/速度/加速度曲线</w:t>
       </w:r>
     </w:p>
     <w:p>
@@ -3481,7 +3636,7 @@
         <w:drawing>
           <wp:inline xmlns:a="http://schemas.openxmlformats.org/drawingml/2006/main" xmlns:pic="http://schemas.openxmlformats.org/drawingml/2006/picture">
             <wp:extent cx="4320000" cy="2160000"/>
-            <wp:docPr id="14" name="Picture 14"/>
+            <wp:docPr id="16" name="Picture 16"/>
             <wp:cNvGraphicFramePr>
               <a:graphicFrameLocks noChangeAspect="1"/>
             </wp:cNvGraphicFramePr>
@@ -3493,7 +3648,7 @@
                     <pic:cNvPicPr/>
                   </pic:nvPicPr>
                   <pic:blipFill>
-                    <a:blip r:embed="rId13"/>
+                    <a:blip r:embed="rId15"/>
                     <a:stretch>
                       <a:fillRect/>
                     </a:stretch>
@@ -3527,7 +3682,7 @@
           <w:b w:val="0"/>
           <w:sz w:val="18"/>
         </w:rPr>
-        <w:t>图 5  两足端位置随时间变化曲线</w:t>
+        <w:t>图 7  两足端位置随时间变化曲线</w:t>
       </w:r>
     </w:p>
     <w:p>

--- a/report/实验1-机械臂运动控制仿真-实验报告.docx
+++ b/report/实验1-机械臂运动控制仿真-实验报告.docx
@@ -2173,6 +2173,7 @@
     <w:p>
       <w:pPr>
         <w:pStyle w:val="Normal"/>
+        <w:ind w:firstLine="420"/>
         <w:rPr>
           <w:kern w:val="0"/>
           <w:position w:val="7"/>
@@ -2730,6 +2731,7 @@
     <w:p>
       <w:pPr>
         <w:pStyle w:val="Normal"/>
+        <w:ind w:firstLine="420"/>
         <w:rPr>
           <w:kern w:val="0"/>
           <w:position w:val="7"/>
@@ -2747,6 +2749,7 @@
     <w:p>
       <w:pPr>
         <w:pStyle w:val="Normal"/>
+        <w:ind w:firstLine="420"/>
         <w:jc w:val="center"/>
         <w:rPr>
           <w:kern w:val="0"/>
@@ -2765,6 +2768,7 @@
     <w:p>
       <w:pPr>
         <w:pStyle w:val="Normal"/>
+        <w:ind w:firstLine="420"/>
         <w:jc w:val="center"/>
         <w:rPr>
           <w:kern w:val="0"/>
@@ -2834,6 +2838,7 @@
     <w:p>
       <w:pPr>
         <w:pStyle w:val="Normal"/>
+        <w:ind w:firstLine="420"/>
         <w:rPr>
           <w:kern w:val="0"/>
           <w:position w:val="7"/>
@@ -2851,6 +2856,7 @@
     <w:p>
       <w:pPr>
         <w:pStyle w:val="Normal"/>
+        <w:ind w:firstLine="420"/>
         <w:rPr>
           <w:kern w:val="0"/>
           <w:position w:val="7"/>
@@ -2868,6 +2874,7 @@
     <w:p>
       <w:pPr>
         <w:pStyle w:val="Normal"/>
+        <w:ind w:firstLine="420"/>
         <w:rPr>
           <w:kern w:val="0"/>
           <w:position w:val="7"/>
@@ -2885,6 +2892,7 @@
     <w:p>
       <w:pPr>
         <w:pStyle w:val="Normal"/>
+        <w:ind w:firstLine="420"/>
         <w:rPr>
           <w:kern w:val="0"/>
           <w:position w:val="7"/>
@@ -2902,6 +2910,7 @@
     <w:p>
       <w:pPr>
         <w:pStyle w:val="Normal"/>
+        <w:ind w:firstLine="420"/>
         <w:jc w:val="center"/>
         <w:rPr>
           <w:kern w:val="0"/>
@@ -2914,12 +2923,13 @@
           <w:b w:val="0"/>
           <w:sz w:val="21"/>
         </w:rPr>
-        <w:t>h = √(r² − L²)，  t = arccos( h / 2l )</w:t>
-      </w:r>
-    </w:p>
-    <w:p>
-      <w:pPr>
-        <w:pStyle w:val="Normal"/>
+        <w:t>h² = r² − L² (h ≥ 0)，  t = arccos( h / 2l )</w:t>
+      </w:r>
+    </w:p>
+    <w:p>
+      <w:pPr>
+        <w:pStyle w:val="Normal"/>
+        <w:ind w:firstLine="420"/>
         <w:jc w:val="center"/>
         <w:rPr>
           <w:kern w:val="0"/>
@@ -2938,6 +2948,7 @@
     <w:p>
       <w:pPr>
         <w:pStyle w:val="Normal"/>
+        <w:ind w:firstLine="420"/>
         <w:jc w:val="center"/>
         <w:rPr>
           <w:kern w:val="0"/>
@@ -2950,12 +2961,13 @@
           <w:b w:val="0"/>
           <w:sz w:val="21"/>
         </w:rPr>
-        <w:t>可解性条件为 L ≤ r ≤ √(L² + 4l²)，即 0.3 m ≤ r ≤ 0.906 m。第 1 步（D = 0.6 m）满足该条件。位置 2 位于侧面落足盘（法线沿 +y，需三维姿态变换），此时在解析解给出的初值附近用基于解析雅可比矩阵的阻尼最小二乘法迭代求精（src/kinematics.py 的 ik_numeric()），数步内收敛到 1e-6。</w:t>
-      </w:r>
-    </w:p>
-    <w:p>
-      <w:pPr>
-        <w:pStyle w:val="Normal"/>
+        <w:t>可解性条件为 L² ≤ r² ≤ L² + 4l²，即 0.3 m ≤ r ≤ 0.906 m。第 1 步（D = 0.6 m）满足该条件。位置 2 位于侧面落足盘（法线沿 +y，需三维姿态变换），此时在解析解给出的初值附近用基于解析雅可比矩阵的阻尼最小二乘法迭代求精（src/kinematics.py 的 ik_numeric()），数步内收敛到 1e-6。</w:t>
+      </w:r>
+    </w:p>
+    <w:p>
+      <w:pPr>
+        <w:pStyle w:val="Normal"/>
+        <w:ind w:firstLine="420"/>
         <w:jc w:val="center"/>
         <w:rPr>
           <w:kern w:val="0"/>
@@ -3025,6 +3037,7 @@
     <w:p>
       <w:pPr>
         <w:pStyle w:val="Normal"/>
+        <w:ind w:firstLine="420"/>
         <w:rPr>
           <w:kern w:val="0"/>
           <w:position w:val="7"/>
@@ -3042,6 +3055,7 @@
     <w:p>
       <w:pPr>
         <w:pStyle w:val="Normal"/>
+        <w:ind w:firstLine="420"/>
         <w:rPr>
           <w:kern w:val="0"/>
           <w:position w:val="7"/>
@@ -3053,12 +3067,13 @@
           <w:b w:val="0"/>
           <w:sz w:val="21"/>
         </w:rPr>
-        <w:t>路径点由逆运动学求得：第 1 步（左足 0.65 m → 位置 1（−0.25 m 顶部落足盘），以右足为支撑）共 7 个路径点（含自运动过渡、抬升、越过支撑足、下落吸合），历时 14 s；第 2 步（右足 0.35 m → 位置 2（−0.65 m 侧面落足盘，法线沿 +y），以左足为支撑）共 7 个路径点（抬升、沿舱体上方平移、绕 x 轴翻转姿态、贴近并吸合），历时 12.5 s。实现见 src/trajectory.py 与 src/walk.py。</w:t>
-      </w:r>
-    </w:p>
-    <w:p>
-      <w:pPr>
-        <w:pStyle w:val="Normal"/>
+        <w:t>路径点由逆运动学求得：第 1 步（左足 0.65 m → 位置 1（−0.25 m 顶部落足盘），以右足为支撑）共 7 个路径点（含自运动过渡、抬升、越过支撑足、下落吸合），历时 14 s；第 2 步（右足 0.35 m → 位置 2（−0.65 m 侧面落足盘，法线沿 +y），以左足为支撑）共 7 个路径点（抬升、沿舱体上方平移、在舱体上方转入侧面姿态、沿侧面落足盘 +y 法线逐段逼近并吸合），历时 13 s。实现见 src/trajectory.py 与 src/walk.py。</w:t>
+      </w:r>
+    </w:p>
+    <w:p>
+      <w:pPr>
+        <w:pStyle w:val="Normal"/>
+        <w:ind w:firstLine="420"/>
         <w:rPr>
           <w:kern w:val="0"/>
           <w:position w:val="7"/>
@@ -3154,6 +3169,7 @@
     <w:p>
       <w:pPr>
         <w:pStyle w:val="Normal"/>
+        <w:ind w:firstLine="420"/>
         <w:rPr>
           <w:kern w:val="0"/>
           <w:position w:val="7"/>
@@ -3171,6 +3187,7 @@
     <w:p>
       <w:pPr>
         <w:pStyle w:val="Normal"/>
+        <w:ind w:firstLine="420"/>
         <w:rPr>
           <w:kern w:val="0"/>
           <w:position w:val="7"/>
@@ -3188,6 +3205,7 @@
     <w:p>
       <w:pPr>
         <w:pStyle w:val="Normal"/>
+        <w:ind w:firstLine="420"/>
         <w:rPr>
           <w:kern w:val="0"/>
           <w:position w:val="7"/>
@@ -3205,6 +3223,7 @@
     <w:p>
       <w:pPr>
         <w:pStyle w:val="Normal"/>
+        <w:ind w:firstLine="420"/>
         <w:jc w:val="center"/>
         <w:rPr>
           <w:kern w:val="0"/>
@@ -3256,6 +3275,7 @@
     <w:p>
       <w:pPr>
         <w:pStyle w:val="Normal"/>
+        <w:ind w:firstLine="420"/>
         <w:jc w:val="center"/>
         <w:rPr>
           <w:kern w:val="0"/>
@@ -3274,6 +3294,7 @@
     <w:p>
       <w:pPr>
         <w:pStyle w:val="Normal"/>
+        <w:ind w:firstLine="420"/>
         <w:jc w:val="center"/>
         <w:rPr>
           <w:kern w:val="0"/>
@@ -3325,6 +3346,7 @@
     <w:p>
       <w:pPr>
         <w:pStyle w:val="Normal"/>
+        <w:ind w:firstLine="420"/>
         <w:jc w:val="center"/>
         <w:rPr>
           <w:kern w:val="0"/>
@@ -3343,6 +3365,7 @@
     <w:p>
       <w:pPr>
         <w:pStyle w:val="Normal"/>
+        <w:ind w:firstLine="420"/>
         <w:jc w:val="center"/>
         <w:rPr>
           <w:kern w:val="0"/>
@@ -3394,6 +3417,7 @@
     <w:p>
       <w:pPr>
         <w:pStyle w:val="Normal"/>
+        <w:ind w:firstLine="420"/>
         <w:jc w:val="center"/>
         <w:rPr>
           <w:kern w:val="0"/>
@@ -3412,6 +3436,7 @@
     <w:p>
       <w:pPr>
         <w:pStyle w:val="Normal"/>
+        <w:ind w:firstLine="420"/>
         <w:jc w:val="center"/>
         <w:rPr>
           <w:kern w:val="0"/>
@@ -3463,6 +3488,7 @@
     <w:p>
       <w:pPr>
         <w:pStyle w:val="Normal"/>
+        <w:ind w:firstLine="420"/>
         <w:jc w:val="center"/>
         <w:rPr>
           <w:kern w:val="0"/>
@@ -3481,6 +3507,7 @@
     <w:p>
       <w:pPr>
         <w:pStyle w:val="Normal"/>
+        <w:ind w:firstLine="420"/>
         <w:jc w:val="center"/>
         <w:rPr>
           <w:kern w:val="0"/>
@@ -3532,6 +3559,7 @@
     <w:p>
       <w:pPr>
         <w:pStyle w:val="Normal"/>
+        <w:ind w:firstLine="420"/>
         <w:jc w:val="center"/>
         <w:rPr>
           <w:kern w:val="0"/>
@@ -3550,6 +3578,7 @@
     <w:p>
       <w:pPr>
         <w:pStyle w:val="Normal"/>
+        <w:ind w:firstLine="420"/>
         <w:jc w:val="center"/>
         <w:rPr>
           <w:kern w:val="0"/>
@@ -3601,6 +3630,7 @@
     <w:p>
       <w:pPr>
         <w:pStyle w:val="Normal"/>
+        <w:ind w:firstLine="420"/>
         <w:jc w:val="center"/>
         <w:rPr>
           <w:kern w:val="0"/>
@@ -3619,6 +3649,7 @@
     <w:p>
       <w:pPr>
         <w:pStyle w:val="Normal"/>
+        <w:ind w:firstLine="420"/>
         <w:jc w:val="center"/>
         <w:rPr>
           <w:kern w:val="0"/>
@@ -3670,6 +3701,7 @@
     <w:p>
       <w:pPr>
         <w:pStyle w:val="Normal"/>
+        <w:ind w:firstLine="420"/>
         <w:jc w:val="center"/>
         <w:rPr>
           <w:kern w:val="0"/>

--- a/report/实验1-机械臂运动控制仿真-实验报告.docx
+++ b/report/实验1-机械臂运动控制仿真-实验报告.docx
@@ -2961,6 +2961,25 @@
           <w:b w:val="0"/>
           <w:sz w:val="21"/>
         </w:rPr>
+        <w:t>该平面问题存在两个解析解：t = arccos(h/2l) ≥ 0 对应“肘上”支，取 t → −t（相应 θ4 = π − 2t、θ5 = π − t 随之改变）得到“肘下”支，两支到达完全相同的足端位姿。程序取其中一支，并在相邻路径点之间选择与上一点连续的 2π 分支以避免关节跳变。</w:t>
+      </w:r>
+    </w:p>
+    <w:p>
+      <w:pPr>
+        <w:pStyle w:val="Normal"/>
+        <w:ind w:firstLine="420"/>
+        <w:jc w:val="center"/>
+        <w:rPr>
+          <w:kern w:val="0"/>
+          <w:position w:val="7"/>
+          <w:szCs w:val="21"/>
+        </w:rPr>
+      </w:pPr>
+      <w:r>
+        <w:rPr>
+          <w:b w:val="0"/>
+          <w:sz w:val="21"/>
+        </w:rPr>
         <w:t>可解性条件为 L² ≤ r² ≤ L² + 4l²，即 0.3 m ≤ r ≤ 0.906 m。第 1 步（D = 0.6 m）满足该条件。位置 2 位于侧面落足盘（法线沿 +y，需三维姿态变换），此时在解析解给出的初值附近用基于解析雅可比矩阵的阻尼最小二乘法迭代求精（src/kinematics.py 的 ik_numeric()），数步内收敛到 1e-6。</w:t>
       </w:r>
     </w:p>
@@ -3715,6 +3734,335 @@
           <w:sz w:val="18"/>
         </w:rPr>
         <w:t>图 7  两足端位置随时间变化曲线</w:t>
+      </w:r>
+    </w:p>
+    <w:p>
+      <w:pPr>
+        <w:pStyle w:val="Normal"/>
+        <w:ind w:firstLine="420"/>
+        <w:jc w:val="center"/>
+        <w:rPr>
+          <w:kern w:val="0"/>
+          <w:position w:val="7"/>
+          <w:szCs w:val="21"/>
+        </w:rPr>
+      </w:pPr>
+      <w:r>
+        <w:rPr>
+          <w:b/>
+          <w:sz w:val="24"/>
+        </w:rPr>
+        <w:t>运动学与轨迹的仿真验证</w:t>
+      </w:r>
+    </w:p>
+    <w:p>
+      <w:pPr>
+        <w:pStyle w:val="Normal"/>
+        <w:ind w:firstLine="420"/>
+        <w:jc w:val="center"/>
+        <w:rPr>
+          <w:kern w:val="0"/>
+          <w:position w:val="7"/>
+          <w:szCs w:val="21"/>
+        </w:rPr>
+      </w:pPr>
+      <w:r>
+        <w:rPr>
+          <w:b w:val="0"/>
+          <w:sz w:val="21"/>
+        </w:rPr>
+        <w:t>为验证正/逆运动学模型的正确性，将若干组关节角逐一通过 ZeroMQ Remote API 设入 CoppeliaSim，读取仿真界面中 R_Base 的世界位姿，与链式正运动学 T = T(L_Base)·T(0→7)(q) 的预测值逐组比对，结果如下表。三组任意位形（含零位与两组随机角）以及逆运动学的“肘上/肘下”两解，末端位置误差均为 0（数值层面约 1e-13 m），且两个逆解到达完全相同的目标位姿 (1.25, 0, 0.385)，印证了解析解的双分支性质。</w:t>
+      </w:r>
+    </w:p>
+    <w:tbl>
+      <w:tblPr>
+        <w:tblW w:type="auto" w:w="0"/>
+        <w:tblLook w:firstColumn="1" w:firstRow="1" w:lastColumn="0" w:lastRow="0" w:noHBand="0" w:noVBand="1" w:val="04A0"/>
+        <w:tblBorders>
+          <w:top w:val="single" w:sz="4"/>
+          <w:left w:val="single" w:sz="4"/>
+          <w:bottom w:val="single" w:sz="4"/>
+          <w:right w:val="single" w:sz="4"/>
+          <w:insideH w:val="single" w:sz="4"/>
+          <w:insideV w:val="single" w:sz="4"/>
+        </w:tblBorders>
+      </w:tblPr>
+      <w:tblGrid>
+        <w:gridCol w:w="2076"/>
+        <w:gridCol w:w="2076"/>
+        <w:gridCol w:w="2076"/>
+        <w:gridCol w:w="2076"/>
+      </w:tblGrid>
+      <w:tr>
+        <w:tc>
+          <w:tcPr>
+            <w:tcW w:type="dxa" w:w="2076"/>
+          </w:tcPr>
+          <w:p>
+            <w:r>
+              <w:t>配置</w:t>
+            </w:r>
+          </w:p>
+        </w:tc>
+        <w:tc>
+          <w:tcPr>
+            <w:tcW w:type="dxa" w:w="2076"/>
+          </w:tcPr>
+          <w:p>
+            <w:r>
+              <w:t>仿真界面(x,y,z)/m</w:t>
+            </w:r>
+          </w:p>
+        </w:tc>
+        <w:tc>
+          <w:tcPr>
+            <w:tcW w:type="dxa" w:w="2076"/>
+          </w:tcPr>
+          <w:p>
+            <w:r>
+              <w:t>链式FK(x,y,z)/m</w:t>
+            </w:r>
+          </w:p>
+        </w:tc>
+        <w:tc>
+          <w:tcPr>
+            <w:tcW w:type="dxa" w:w="2076"/>
+          </w:tcPr>
+          <w:p>
+            <w:r>
+              <w:t>位置误差</w:t>
+            </w:r>
+          </w:p>
+        </w:tc>
+      </w:tr>
+      <w:tr>
+        <w:tc>
+          <w:tcPr>
+            <w:tcW w:type="dxa" w:w="2076"/>
+          </w:tcPr>
+          <w:p>
+            <w:r>
+              <w:t>零位 q=0</w:t>
+            </w:r>
+          </w:p>
+        </w:tc>
+        <w:tc>
+          <w:tcPr>
+            <w:tcW w:type="dxa" w:w="2076"/>
+          </w:tcPr>
+          <w:p>
+            <w:r>
+              <w:t>(0.350, 0, 0.235)</w:t>
+            </w:r>
+          </w:p>
+        </w:tc>
+        <w:tc>
+          <w:tcPr>
+            <w:tcW w:type="dxa" w:w="2076"/>
+          </w:tcPr>
+          <w:p>
+            <w:r>
+              <w:t>(0.350, 0, 0.235)</w:t>
+            </w:r>
+          </w:p>
+        </w:tc>
+        <w:tc>
+          <w:tcPr>
+            <w:tcW w:type="dxa" w:w="2076"/>
+          </w:tcPr>
+          <w:p>
+            <w:r>
+              <w:t>0</w:t>
+            </w:r>
+          </w:p>
+        </w:tc>
+      </w:tr>
+      <w:tr>
+        <w:tc>
+          <w:tcPr>
+            <w:tcW w:type="dxa" w:w="2076"/>
+          </w:tcPr>
+          <w:p>
+            <w:r>
+              <w:t>任意位形 A</w:t>
+            </w:r>
+          </w:p>
+        </w:tc>
+        <w:tc>
+          <w:tcPr>
+            <w:tcW w:type="dxa" w:w="2076"/>
+          </w:tcPr>
+          <w:p>
+            <w:r>
+              <w:t>(0.590, -0.441, 0.566)</w:t>
+            </w:r>
+          </w:p>
+        </w:tc>
+        <w:tc>
+          <w:tcPr>
+            <w:tcW w:type="dxa" w:w="2076"/>
+          </w:tcPr>
+          <w:p>
+            <w:r>
+              <w:t>(0.590, -0.441, 0.566)</w:t>
+            </w:r>
+          </w:p>
+        </w:tc>
+        <w:tc>
+          <w:tcPr>
+            <w:tcW w:type="dxa" w:w="2076"/>
+          </w:tcPr>
+          <w:p>
+            <w:r>
+              <w:t>0</w:t>
+            </w:r>
+          </w:p>
+        </w:tc>
+      </w:tr>
+      <w:tr>
+        <w:tc>
+          <w:tcPr>
+            <w:tcW w:type="dxa" w:w="2076"/>
+          </w:tcPr>
+          <w:p>
+            <w:r>
+              <w:t>任意位形 B</w:t>
+            </w:r>
+          </w:p>
+        </w:tc>
+        <w:tc>
+          <w:tcPr>
+            <w:tcW w:type="dxa" w:w="2076"/>
+          </w:tcPr>
+          <w:p>
+            <w:r>
+              <w:t>(0.529, -0.585, 0.061)</w:t>
+            </w:r>
+          </w:p>
+        </w:tc>
+        <w:tc>
+          <w:tcPr>
+            <w:tcW w:type="dxa" w:w="2076"/>
+          </w:tcPr>
+          <w:p>
+            <w:r>
+              <w:t>(0.529, -0.585, 0.061)</w:t>
+            </w:r>
+          </w:p>
+        </w:tc>
+        <w:tc>
+          <w:tcPr>
+            <w:tcW w:type="dxa" w:w="2076"/>
+          </w:tcPr>
+          <w:p>
+            <w:r>
+              <w:t>0</w:t>
+            </w:r>
+          </w:p>
+        </w:tc>
+      </w:tr>
+      <w:tr>
+        <w:tc>
+          <w:tcPr>
+            <w:tcW w:type="dxa" w:w="2076"/>
+          </w:tcPr>
+          <w:p>
+            <w:r>
+              <w:t>IK 解(肘上)</w:t>
+            </w:r>
+          </w:p>
+        </w:tc>
+        <w:tc>
+          <w:tcPr>
+            <w:tcW w:type="dxa" w:w="2076"/>
+          </w:tcPr>
+          <w:p>
+            <w:r>
+              <w:t>(1.250, 0, 0.385)</w:t>
+            </w:r>
+          </w:p>
+        </w:tc>
+        <w:tc>
+          <w:tcPr>
+            <w:tcW w:type="dxa" w:w="2076"/>
+          </w:tcPr>
+          <w:p>
+            <w:r>
+              <w:t>(1.250, 0, 0.385)</w:t>
+            </w:r>
+          </w:p>
+        </w:tc>
+        <w:tc>
+          <w:tcPr>
+            <w:tcW w:type="dxa" w:w="2076"/>
+          </w:tcPr>
+          <w:p>
+            <w:r>
+              <w:t>0</w:t>
+            </w:r>
+          </w:p>
+        </w:tc>
+      </w:tr>
+      <w:tr>
+        <w:tc>
+          <w:tcPr>
+            <w:tcW w:type="dxa" w:w="2076"/>
+          </w:tcPr>
+          <w:p>
+            <w:r>
+              <w:t>IK 解(肘下)</w:t>
+            </w:r>
+          </w:p>
+        </w:tc>
+        <w:tc>
+          <w:tcPr>
+            <w:tcW w:type="dxa" w:w="2076"/>
+          </w:tcPr>
+          <w:p>
+            <w:r>
+              <w:t>(1.250, 0, 0.385)</w:t>
+            </w:r>
+          </w:p>
+        </w:tc>
+        <w:tc>
+          <w:tcPr>
+            <w:tcW w:type="dxa" w:w="2076"/>
+          </w:tcPr>
+          <w:p>
+            <w:r>
+              <w:t>(1.250, 0, 0.385)</w:t>
+            </w:r>
+          </w:p>
+        </w:tc>
+        <w:tc>
+          <w:tcPr>
+            <w:tcW w:type="dxa" w:w="2076"/>
+          </w:tcPr>
+          <w:p>
+            <w:r>
+              <w:t>0</w:t>
+            </w:r>
+          </w:p>
+        </w:tc>
+      </w:tr>
+    </w:tbl>
+    <w:p>
+      <w:pPr>
+        <w:pStyle w:val="Normal"/>
+        <w:ind w:firstLine="420"/>
+        <w:jc w:val="center"/>
+        <w:rPr>
+          <w:kern w:val="0"/>
+          <w:position w:val="7"/>
+          <w:szCs w:val="21"/>
+        </w:rPr>
+      </w:pPr>
+      <w:r>
+        <w:rPr>
+          <w:b w:val="0"/>
+          <w:sz w:val="21"/>
+        </w:rPr>
+        <w:t>对轨迹的连续性亦作数值核验：在每个路径点采样分段五次多项式，关节速度与加速度均为 0，相邻采样点间无跳变，解析导数与位置的数值微分一致，确认整条轨迹的位置、速度、加速度全程连续。</w:t>
       </w:r>
     </w:p>
     <w:p>
